--- a/src/content/bios/Bustani-JM 2015.docx
+++ b/src/content/bios/Bustani-JM 2015.docx
@@ -18830,7 +18830,7 @@
             <w:u w:val="none"/>
             <w:lang w:val="en-GB"/>
           </w:rPr>
-          <w:t>www.ilo.org/dyn/triblex/triblexmain.fullText?p _lang=en&amp;p_judgment_no=2232&amp;p_language_code=EN</w:t>
+          <w:t>www.ilo.org/dyn/triblex/triblexmain.fullText?p_lang=en&amp;p_judgment_no=2232&amp;p_language_code=EN</w:t>
         </w:r>
       </w:hyperlink>
       <w:r>
@@ -18862,7 +18862,7 @@
             <w:u w:val="none"/>
             <w:lang w:val="en-GB"/>
           </w:rPr>
-          <w:t>www.ilo.org/dyn/triblex/triblexmain.fullText?p _lang=en&amp;p_judgment_no=2327&amp;p_language_code=EN</w:t>
+          <w:t>www.ilo.org/dyn/triblex/triblexmain.fullText?p_lang=en&amp;p_judgment_no=2327&amp;p_language_code=EN</w:t>
         </w:r>
       </w:hyperlink>
       <w:r>
